--- a/optimization_v2.docx
+++ b/optimization_v2.docx
@@ -505,7 +505,25 @@
                                         <w:lang w:val="en-GB"/>
                                         <w14:ligatures w14:val="standardContextual"/>
                                       </w:rPr>
-                                      <m:t>el,i</m:t>
+                                      <m:t>el</m:t>
+                                    </m:r>
+                                    <m:r>
+                                      <w:rPr>
+                                        <w:rFonts w:ascii="Cambria Math" w:eastAsia="Calibri" w:hAnsi="Cambria Math" w:cs="Segoe UI"/>
+                                        <w:kern w:val="2"/>
+                                        <w:lang w:val="en-GB"/>
+                                        <w14:ligatures w14:val="standardContextual"/>
+                                      </w:rPr>
+                                      <m:t>,</m:t>
+                                    </m:r>
+                                    <m:r>
+                                      <w:rPr>
+                                        <w:rFonts w:ascii="Cambria Math" w:eastAsia="Calibri" w:hAnsi="Cambria Math" w:cs="Segoe UI"/>
+                                        <w:kern w:val="2"/>
+                                        <w:lang w:val="en-GB"/>
+                                        <w14:ligatures w14:val="standardContextual"/>
+                                      </w:rPr>
+                                      <m:t>i</m:t>
                                     </m:r>
                                   </m:sub>
                                 </m:sSub>
@@ -759,7 +777,21 @@
                                 <w:rFonts w:ascii="Cambria Math" w:hAnsi="Cambria Math" w:cs="Segoe UI"/>
                                 <w:lang w:val="en-GB"/>
                               </w:rPr>
-                              <m:t>-ω∙</m:t>
+                              <m:t>-</m:t>
+                            </m:r>
+                            <m:r>
+                              <w:rPr>
+                                <w:rFonts w:ascii="Cambria Math" w:hAnsi="Cambria Math" w:cs="Segoe UI"/>
+                                <w:lang w:val="en-GB"/>
+                              </w:rPr>
+                              <m:t>ω</m:t>
+                            </m:r>
+                            <m:r>
+                              <w:rPr>
+                                <w:rFonts w:ascii="Cambria Math" w:hAnsi="Cambria Math" w:cs="Segoe UI"/>
+                                <w:lang w:val="en-GB"/>
+                              </w:rPr>
+                              <m:t>∙</m:t>
                             </m:r>
                             <m:d>
                               <m:dPr>
@@ -2084,7 +2116,35 @@
                       <w:rFonts w:ascii="Cambria Math" w:hAnsi="Cambria Math" w:cs="Times New Roman"/>
                       <w:lang w:val="en-GB"/>
                     </w:rPr>
-                    <m:t>i,  PCM_c</m:t>
+                    <m:t>i</m:t>
+                  </m:r>
+                  <m:r>
+                    <w:rPr>
+                      <w:rFonts w:ascii="Cambria Math" w:hAnsi="Cambria Math" w:cs="Times New Roman"/>
+                      <w:lang w:val="en-GB"/>
+                    </w:rPr>
+                    <m:t xml:space="preserve">,  </m:t>
+                  </m:r>
+                  <m:r>
+                    <w:rPr>
+                      <w:rFonts w:ascii="Cambria Math" w:hAnsi="Cambria Math" w:cs="Times New Roman"/>
+                      <w:lang w:val="en-GB"/>
+                    </w:rPr>
+                    <m:t>PCM</m:t>
+                  </m:r>
+                  <m:r>
+                    <w:rPr>
+                      <w:rFonts w:ascii="Cambria Math" w:hAnsi="Cambria Math" w:cs="Times New Roman"/>
+                      <w:lang w:val="en-GB"/>
+                    </w:rPr>
+                    <m:t>_</m:t>
+                  </m:r>
+                  <m:r>
+                    <w:rPr>
+                      <w:rFonts w:ascii="Cambria Math" w:hAnsi="Cambria Math" w:cs="Times New Roman"/>
+                      <w:lang w:val="en-GB"/>
+                    </w:rPr>
+                    <m:t>c</m:t>
                   </m:r>
                 </m:sub>
               </m:sSub>
@@ -2120,7 +2180,35 @@
                       <w:rFonts w:ascii="Cambria Math" w:hAnsi="Cambria Math" w:cs="Times New Roman"/>
                       <w:lang w:val="en-GB"/>
                     </w:rPr>
-                    <m:t>i,PCM_c</m:t>
+                    <m:t>i</m:t>
+                  </m:r>
+                  <m:r>
+                    <w:rPr>
+                      <w:rFonts w:ascii="Cambria Math" w:hAnsi="Cambria Math" w:cs="Times New Roman"/>
+                      <w:lang w:val="en-GB"/>
+                    </w:rPr>
+                    <m:t>,</m:t>
+                  </m:r>
+                  <m:r>
+                    <w:rPr>
+                      <w:rFonts w:ascii="Cambria Math" w:hAnsi="Cambria Math" w:cs="Times New Roman"/>
+                      <w:lang w:val="en-GB"/>
+                    </w:rPr>
+                    <m:t>PCM</m:t>
+                  </m:r>
+                  <m:r>
+                    <w:rPr>
+                      <w:rFonts w:ascii="Cambria Math" w:hAnsi="Cambria Math" w:cs="Times New Roman"/>
+                      <w:lang w:val="en-GB"/>
+                    </w:rPr>
+                    <m:t>_</m:t>
+                  </m:r>
+                  <m:r>
+                    <w:rPr>
+                      <w:rFonts w:ascii="Cambria Math" w:hAnsi="Cambria Math" w:cs="Times New Roman"/>
+                      <w:lang w:val="en-GB"/>
+                    </w:rPr>
+                    <m:t>c</m:t>
                   </m:r>
                 </m:sub>
               </m:sSub>
@@ -2186,7 +2274,14 @@
                               <w:rFonts w:ascii="Cambria Math" w:hAnsi="Cambria Math" w:cs="Times New Roman"/>
                               <w:lang w:val="en-GB"/>
                             </w:rPr>
-                            <m:t>i,</m:t>
+                            <m:t>i</m:t>
+                          </m:r>
+                          <m:r>
+                            <w:rPr>
+                              <w:rFonts w:ascii="Cambria Math" w:hAnsi="Cambria Math" w:cs="Times New Roman"/>
+                              <w:lang w:val="en-GB"/>
+                            </w:rPr>
+                            <m:t>,</m:t>
                           </m:r>
                           <m:r>
                             <m:rPr>
@@ -2274,7 +2369,14 @@
                               <w:rFonts w:ascii="Cambria Math" w:hAnsi="Cambria Math" w:cs="Times New Roman"/>
                               <w:lang w:val="en-GB"/>
                             </w:rPr>
-                            <m:t>i,</m:t>
+                            <m:t>i</m:t>
+                          </m:r>
+                          <m:r>
+                            <w:rPr>
+                              <w:rFonts w:ascii="Cambria Math" w:hAnsi="Cambria Math" w:cs="Times New Roman"/>
+                              <w:lang w:val="en-GB"/>
+                            </w:rPr>
+                            <m:t>,</m:t>
                           </m:r>
                           <m:r>
                             <m:rPr>
@@ -2480,7 +2582,16 @@
                       <w:szCs w:val="22"/>
                       <w:lang w:val="en-US"/>
                     </w:rPr>
-                    <m:t xml:space="preserve">i,  </m:t>
+                    <m:t>i</m:t>
+                  </m:r>
+                  <m:r>
+                    <w:rPr>
+                      <w:rFonts w:ascii="Cambria Math" w:hAnsi="Cambria Math" w:cs="Times New Roman"/>
+                      <w:sz w:val="22"/>
+                      <w:szCs w:val="22"/>
+                      <w:lang w:val="en-US"/>
+                    </w:rPr>
+                    <m:t xml:space="preserve">,  </m:t>
                   </m:r>
                   <m:r>
                     <w:rPr>
@@ -3391,13 +3502,37 @@
                         </w:rPr>
                         <m:t>⋅</m:t>
                       </m:r>
-                      <m:r>
-                        <w:rPr>
-                          <w:rFonts w:ascii="Cambria Math" w:hAnsi="Cambria Math" w:cs="Times New Roman"/>
-                          <w:lang w:val="en-GB"/>
-                        </w:rPr>
-                        <m:t>α</m:t>
-                      </m:r>
+                      <m:sSub>
+                        <m:sSubPr>
+                          <m:ctrlPr>
+                            <w:rPr>
+                              <w:rFonts w:ascii="Cambria Math" w:hAnsi="Cambria Math" w:cs="Times New Roman"/>
+                              <w:i/>
+                              <w:lang w:val="en-GB"/>
+                            </w:rPr>
+                          </m:ctrlPr>
+                        </m:sSubPr>
+                        <m:e>
+                          <m:r>
+                            <m:rPr>
+                              <m:nor/>
+                            </m:rPr>
+                            <w:rPr>
+                              <w:rFonts w:ascii="Cambria Math" w:hAnsi="Cambria Math" w:cs="Times New Roman"/>
+                            </w:rPr>
+                            <m:t>EER</m:t>
+                          </m:r>
+                        </m:e>
+                        <m:sub>
+                          <m:r>
+                            <w:rPr>
+                              <w:rFonts w:ascii="Cambria Math" w:hAnsi="Cambria Math" w:cs="Times New Roman"/>
+                              <w:lang w:val="en-GB"/>
+                            </w:rPr>
+                            <m:t>i</m:t>
+                          </m:r>
+                        </m:sub>
+                      </m:sSub>
                       <m:r>
                         <m:rPr>
                           <m:sty m:val="p"/>
@@ -3858,13 +3993,37 @@
                         </w:rPr>
                         <m:t>⋅</m:t>
                       </m:r>
-                      <m:r>
-                        <w:rPr>
-                          <w:rFonts w:ascii="Cambria Math" w:hAnsi="Cambria Math" w:cs="Times New Roman"/>
-                          <w:lang w:val="en-GB"/>
-                        </w:rPr>
-                        <m:t>α</m:t>
-                      </m:r>
+                      <m:sSub>
+                        <m:sSubPr>
+                          <m:ctrlPr>
+                            <w:rPr>
+                              <w:rFonts w:ascii="Cambria Math" w:hAnsi="Cambria Math" w:cs="Times New Roman"/>
+                              <w:i/>
+                              <w:lang w:val="en-GB"/>
+                            </w:rPr>
+                          </m:ctrlPr>
+                        </m:sSubPr>
+                        <m:e>
+                          <m:r>
+                            <m:rPr>
+                              <m:nor/>
+                            </m:rPr>
+                            <w:rPr>
+                              <w:rFonts w:ascii="Cambria Math" w:hAnsi="Cambria Math" w:cs="Times New Roman"/>
+                            </w:rPr>
+                            <m:t>COP</m:t>
+                          </m:r>
+                        </m:e>
+                        <m:sub>
+                          <m:r>
+                            <w:rPr>
+                              <w:rFonts w:ascii="Cambria Math" w:hAnsi="Cambria Math" w:cs="Times New Roman"/>
+                              <w:lang w:val="en-GB"/>
+                            </w:rPr>
+                            <m:t>i</m:t>
+                          </m:r>
+                        </m:sub>
+                      </m:sSub>
                       <m:r>
                         <m:rPr>
                           <m:sty m:val="p"/>
@@ -4878,7 +5037,25 @@
                           <w:szCs w:val="22"/>
                           <w:lang w:val="en-US"/>
                         </w:rPr>
-                        <m:t>-k∙</m:t>
+                        <m:t>-</m:t>
+                      </m:r>
+                      <m:r>
+                        <w:rPr>
+                          <w:rFonts w:ascii="Cambria Math" w:hAnsi="Cambria Math" w:cs="Times New Roman"/>
+                          <w:sz w:val="22"/>
+                          <w:szCs w:val="22"/>
+                          <w:lang w:val="en-US"/>
+                        </w:rPr>
+                        <m:t>k</m:t>
+                      </m:r>
+                      <m:r>
+                        <w:rPr>
+                          <w:rFonts w:ascii="Cambria Math" w:hAnsi="Cambria Math" w:cs="Times New Roman"/>
+                          <w:sz w:val="22"/>
+                          <w:szCs w:val="22"/>
+                          <w:lang w:val="en-US"/>
+                        </w:rPr>
+                        <m:t>∙</m:t>
                       </m:r>
                       <m:d>
                         <m:dPr>
@@ -7073,7 +7250,21 @@
                       <w:rFonts w:ascii="Cambria Math" w:hAnsi="Cambria Math" w:cs="Times New Roman"/>
                       <w:lang w:val="en-GB"/>
                     </w:rPr>
-                    <m:t>τ=i</m:t>
+                    <m:t>τ</m:t>
+                  </m:r>
+                  <m:r>
+                    <w:rPr>
+                      <w:rFonts w:ascii="Cambria Math" w:hAnsi="Cambria Math" w:cs="Times New Roman"/>
+                      <w:lang w:val="en-GB"/>
+                    </w:rPr>
+                    <m:t>=</m:t>
+                  </m:r>
+                  <m:r>
+                    <w:rPr>
+                      <w:rFonts w:ascii="Cambria Math" w:hAnsi="Cambria Math" w:cs="Times New Roman"/>
+                      <w:lang w:val="en-GB"/>
+                    </w:rPr>
+                    <m:t>i</m:t>
                   </m:r>
                 </m:sub>
                 <m:sup>
@@ -7082,7 +7273,14 @@
                       <w:rFonts w:ascii="Cambria Math" w:hAnsi="Cambria Math" w:cs="Times New Roman"/>
                       <w:lang w:val="en-GB"/>
                     </w:rPr>
-                    <m:t>i+12</m:t>
+                    <m:t>i</m:t>
+                  </m:r>
+                  <m:r>
+                    <w:rPr>
+                      <w:rFonts w:ascii="Cambria Math" w:hAnsi="Cambria Math" w:cs="Times New Roman"/>
+                      <w:lang w:val="en-GB"/>
+                    </w:rPr>
+                    <m:t>+12</m:t>
                   </m:r>
                 </m:sup>
                 <m:e>
@@ -7482,7 +7680,25 @@
                           <w:lang w:val="en-GB"/>
                           <w14:ligatures w14:val="standardContextual"/>
                         </w:rPr>
-                        <m:t>el,i</m:t>
+                        <m:t>el</m:t>
+                      </m:r>
+                      <m:r>
+                        <w:rPr>
+                          <w:rFonts w:ascii="Cambria Math" w:eastAsia="Calibri" w:hAnsi="Cambria Math" w:cs="Segoe UI"/>
+                          <w:kern w:val="2"/>
+                          <w:lang w:val="en-GB"/>
+                          <w14:ligatures w14:val="standardContextual"/>
+                        </w:rPr>
+                        <m:t>,</m:t>
+                      </m:r>
+                      <m:r>
+                        <w:rPr>
+                          <w:rFonts w:ascii="Cambria Math" w:eastAsia="Calibri" w:hAnsi="Cambria Math" w:cs="Segoe UI"/>
+                          <w:kern w:val="2"/>
+                          <w:lang w:val="en-GB"/>
+                          <w14:ligatures w14:val="standardContextual"/>
+                        </w:rPr>
+                        <m:t>i</m:t>
                       </m:r>
                     </m:sub>
                   </m:sSub>
@@ -7528,7 +7744,14 @@
                       <w:rFonts w:ascii="Cambria Math" w:hAnsi="Cambria Math" w:cs="Times New Roman"/>
                       <w:lang w:val="en-GB"/>
                     </w:rPr>
-                    <m:t>i,</m:t>
+                    <m:t>i</m:t>
+                  </m:r>
+                  <m:r>
+                    <w:rPr>
+                      <w:rFonts w:ascii="Cambria Math" w:hAnsi="Cambria Math" w:cs="Times New Roman"/>
+                      <w:lang w:val="en-GB"/>
+                    </w:rPr>
+                    <m:t>,</m:t>
                   </m:r>
                   <m:r>
                     <m:rPr>
@@ -8137,7 +8360,13 @@
                   <w:rPr>
                     <w:rFonts w:ascii="Cambria Math" w:eastAsia="SimSun" w:hAnsi="Cambria Math" w:cs="Times New Roman"/>
                   </w:rPr>
-                  <m:t>∙(1-</m:t>
+                  <m:t>∙</m:t>
+                </m:r>
+                <m:r>
+                  <w:rPr>
+                    <w:rFonts w:ascii="Cambria Math" w:eastAsia="SimSun" w:hAnsi="Cambria Math" w:cs="Times New Roman"/>
+                  </w:rPr>
+                  <m:t>(1-</m:t>
                 </m:r>
                 <m:sSub>
                   <m:sSubPr>
@@ -8371,7 +8600,13 @@
                   <w:rPr>
                     <w:rFonts w:ascii="Cambria Math" w:eastAsia="SimSun" w:hAnsi="Cambria Math" w:cs="Times New Roman"/>
                   </w:rPr>
-                  <m:t>∙(1-</m:t>
+                  <m:t>∙</m:t>
+                </m:r>
+                <m:r>
+                  <w:rPr>
+                    <w:rFonts w:ascii="Cambria Math" w:eastAsia="SimSun" w:hAnsi="Cambria Math" w:cs="Times New Roman"/>
+                  </w:rPr>
+                  <m:t>(1-</m:t>
                 </m:r>
                 <m:sSub>
                   <m:sSubPr>
@@ -9684,7 +9919,14 @@
                     <w:rFonts w:ascii="Cambria Math" w:eastAsia="SimSun" w:hAnsi="Cambria Math" w:cs="Times New Roman"/>
                     <w:lang w:val="en-US"/>
                   </w:rPr>
-                  <m:t>∙(1-</m:t>
+                  <m:t>∙</m:t>
+                </m:r>
+                <m:r>
+                  <w:rPr>
+                    <w:rFonts w:ascii="Cambria Math" w:eastAsia="SimSun" w:hAnsi="Cambria Math" w:cs="Times New Roman"/>
+                    <w:lang w:val="en-US"/>
+                  </w:rPr>
+                  <m:t>(1-</m:t>
                 </m:r>
                 <m:sSub>
                   <m:sSubPr>
